--- a/experiments/06_核磁気共鳴/report/6_金_4143_二川航大_核磁気共鳴_報告レポート.docx
+++ b/experiments/06_核磁気共鳴/report/6_金_4143_二川航大_核磁気共鳴_報告レポート.docx
@@ -2259,7 +2259,7 @@
       <w:footerReference w:type="default" r:id="rId7"/>
       <w:pgSz w:w="11906" w:h="16838" w:orient="portrait"/>
       <w:pgMar w:top="1440" w:right="1440" w:bottom="1440" w:left="1440" w:header="708" w:footer="708" w:gutter="0"/>
-      <w:pgNumType w:start="5"/>
+      <w:pgNumType w:start="6"/>
       <w:docGrid w:linePitch="360"/>
     </w:sectPr>
   </w:body>

--- a/experiments/06_核磁気共鳴/report/6_金_4143_二川航大_核磁気共鳴_報告レポート.docx
+++ b/experiments/06_核磁気共鳴/report/6_金_4143_二川航大_核磁気共鳴_報告レポート.docx
@@ -29,7 +29,7 @@
           <w:sz w:val="21"/>
           <w:szCs w:val="21"/>
         </w:rPr>
-        <w:t xml:space="preserve">以下、配布資料「核磁気共鳴『§4.課題』」の課題(1)〜(3)(教科書 §4 の課題から変更されたもの)に沿って解答する。用いる実験値は、課題シートの表に記入した、核磁気共鳴が観測された周波数 f = 8.0、8.5、9.0、9.5、10.0、10.5、11.0 MHz と磁場 B = 188.4、200.2、212.4、224.0、235.9、248.0、259.8 mT の 7 組(N = 7)である。</w:t>
+        <w:t xml:space="preserve">以下、配布資料「核磁気共鳴『§4.課題』」の課題(1)〜(3)(教科書 §4 の課題から変更されたもの)に沿って解答する。用いる実験値は、課題シート(−5− ページ)の表に記入した、核磁気共鳴が観測された周波数 f [MHz] と磁場 B [mT] の 7 組(N = 7)である。</w:t>
       </w:r>
     </w:p>
     <w:p>
@@ -113,14 +113,26 @@
         </w:rPr>
         <w:tab/>
       </w:r>
-      <w:r>
-        <w:rPr>
-          <w:rFonts w:ascii="Times New Roman" w:eastAsia="游明朝" w:hAnsi="Times New Roman"/>
-          <w:sz w:val="21"/>
-          <w:szCs w:val="21"/>
-        </w:rPr>
-        <w:t xml:space="preserve">B̄ = (0.1884+0.2002+0.2124+0.2240+0.2359+0.2480+0.2598)/7 = 0.22410 T</w:t>
-      </w:r>
+      <m:oMath>
+        <m:r>
+          <m:t>B̄ = </m:t>
+        </m:r>
+        <m:f>
+          <m:num>
+            <m:r>
+              <m:t>0.1884+0.2002+0.2124+0.2240+0.2359+0.2480+0.2598</m:t>
+            </m:r>
+          </m:num>
+          <m:den>
+            <m:r>
+              <m:t>7</m:t>
+            </m:r>
+          </m:den>
+        </m:f>
+        <m:r>
+          <m:t> = 0.22410 T</m:t>
+        </m:r>
+      </m:oMath>
       <w:r>
         <w:rPr>
           <w:rFonts w:ascii="Times New Roman" w:eastAsia="游明朝" w:hAnsi="Times New Roman"/>
@@ -148,48 +160,58 @@
         </w:rPr>
         <w:tab/>
       </w:r>
-      <w:r>
-        <w:rPr>
-          <w:rFonts w:ascii="Times New Roman" w:eastAsia="游明朝" w:hAnsi="Times New Roman"/>
-          <w:sz w:val="21"/>
-          <w:szCs w:val="21"/>
-        </w:rPr>
-        <w:t xml:space="preserve">f̄ = (8.0+8.5+9.0+9.5+10.0+10.5+11.0) × 10</w:t>
-      </w:r>
-      <w:r>
-        <w:rPr>
-          <w:rFonts w:ascii="Times New Roman" w:eastAsia="游明朝" w:hAnsi="Times New Roman"/>
-          <w:sz w:val="21"/>
-          <w:szCs w:val="21"/>
-          <w:vertAlign w:val="superscript"/>
-        </w:rPr>
-        <w:t xml:space="preserve">6</w:t>
-      </w:r>
-      <w:r>
-        <w:rPr>
-          <w:rFonts w:ascii="Times New Roman" w:eastAsia="游明朝" w:hAnsi="Times New Roman"/>
-          <w:sz w:val="21"/>
-          <w:szCs w:val="21"/>
-        </w:rPr>
-        <w:t xml:space="preserve">/7 = 9.5000 × 10</w:t>
-      </w:r>
-      <w:r>
-        <w:rPr>
-          <w:rFonts w:ascii="Times New Roman" w:eastAsia="游明朝" w:hAnsi="Times New Roman"/>
-          <w:sz w:val="21"/>
-          <w:szCs w:val="21"/>
-          <w:vertAlign w:val="superscript"/>
-        </w:rPr>
-        <w:t xml:space="preserve">6</w:t>
-      </w:r>
-      <w:r>
-        <w:rPr>
-          <w:rFonts w:ascii="Times New Roman" w:eastAsia="游明朝" w:hAnsi="Times New Roman"/>
-          <w:sz w:val="21"/>
-          <w:szCs w:val="21"/>
-        </w:rPr>
-        <w:t xml:space="preserve"> Hz</w:t>
-      </w:r>
+      <m:oMath>
+        <m:r>
+          <m:t>f̄ = </m:t>
+        </m:r>
+        <m:f>
+          <m:num>
+            <m:r>
+              <m:t>8.0+8.5+9.0+9.5+10.0+10.5+11.0</m:t>
+            </m:r>
+          </m:num>
+          <m:den>
+            <m:r>
+              <m:t>7</m:t>
+            </m:r>
+          </m:den>
+        </m:f>
+        <m:r>
+          <m:t> × </m:t>
+        </m:r>
+        <m:sSup>
+          <m:sSupPr/>
+          <m:e>
+            <m:r>
+              <m:t>10</m:t>
+            </m:r>
+          </m:e>
+          <m:sup>
+            <m:r>
+              <m:t>6</m:t>
+            </m:r>
+          </m:sup>
+        </m:sSup>
+        <m:r>
+          <m:t> = 9.5000 × </m:t>
+        </m:r>
+        <m:sSup>
+          <m:sSupPr/>
+          <m:e>
+            <m:r>
+              <m:t>10</m:t>
+            </m:r>
+          </m:e>
+          <m:sup>
+            <m:r>
+              <m:t>6</m:t>
+            </m:r>
+          </m:sup>
+        </m:sSup>
+        <m:r>
+          <m:t> Hz</m:t>
+        </m:r>
+      </m:oMath>
       <w:r>
         <w:rPr>
           <w:rFonts w:ascii="Times New Roman" w:eastAsia="游明朝" w:hAnsi="Times New Roman"/>
@@ -352,75 +374,7 @@
           <w:sz w:val="21"/>
           <w:szCs w:val="21"/>
         </w:rPr>
-        <w:t xml:space="preserve">により求める。各測定値の偏差は、B</w:t>
-      </w:r>
-      <w:r>
-        <w:rPr>
-          <w:rFonts w:ascii="Times New Roman" w:eastAsia="游明朝" w:hAnsi="Times New Roman"/>
-          <w:sz w:val="21"/>
-          <w:szCs w:val="21"/>
-          <w:vertAlign w:val="subscript"/>
-        </w:rPr>
-        <w:t xml:space="preserve">i</w:t>
-      </w:r>
-      <w:r>
-        <w:rPr>
-          <w:rFonts w:ascii="Times New Roman" w:eastAsia="游明朝" w:hAnsi="Times New Roman"/>
-          <w:sz w:val="21"/>
-          <w:szCs w:val="21"/>
-        </w:rPr>
-        <w:t xml:space="preserve"> − B̄ [10</w:t>
-      </w:r>
-      <w:r>
-        <w:rPr>
-          <w:rFonts w:ascii="Times New Roman" w:eastAsia="游明朝" w:hAnsi="Times New Roman"/>
-          <w:sz w:val="21"/>
-          <w:szCs w:val="21"/>
-          <w:vertAlign w:val="superscript"/>
-        </w:rPr>
-        <w:t xml:space="preserve">−3</w:t>
-      </w:r>
-      <w:r>
-        <w:rPr>
-          <w:rFonts w:ascii="Times New Roman" w:eastAsia="游明朝" w:hAnsi="Times New Roman"/>
-          <w:sz w:val="21"/>
-          <w:szCs w:val="21"/>
-        </w:rPr>
-        <w:t xml:space="preserve"> T] が −35.7、−23.9、−11.7、−0.1、+11.8、+23.9、+35.7、f</w:t>
-      </w:r>
-      <w:r>
-        <w:rPr>
-          <w:rFonts w:ascii="Times New Roman" w:eastAsia="游明朝" w:hAnsi="Times New Roman"/>
-          <w:sz w:val="21"/>
-          <w:szCs w:val="21"/>
-          <w:vertAlign w:val="subscript"/>
-        </w:rPr>
-        <w:t xml:space="preserve">i</w:t>
-      </w:r>
-      <w:r>
-        <w:rPr>
-          <w:rFonts w:ascii="Times New Roman" w:eastAsia="游明朝" w:hAnsi="Times New Roman"/>
-          <w:sz w:val="21"/>
-          <w:szCs w:val="21"/>
-        </w:rPr>
-        <w:t xml:space="preserve"> − f̄ [10</w:t>
-      </w:r>
-      <w:r>
-        <w:rPr>
-          <w:rFonts w:ascii="Times New Roman" w:eastAsia="游明朝" w:hAnsi="Times New Roman"/>
-          <w:sz w:val="21"/>
-          <w:szCs w:val="21"/>
-          <w:vertAlign w:val="superscript"/>
-        </w:rPr>
-        <w:t xml:space="preserve">6</w:t>
-      </w:r>
-      <w:r>
-        <w:rPr>
-          <w:rFonts w:ascii="Times New Roman" w:eastAsia="游明朝" w:hAnsi="Times New Roman"/>
-          <w:sz w:val="21"/>
-          <w:szCs w:val="21"/>
-        </w:rPr>
-        <w:t xml:space="preserve"> Hz] が −1.5、−1.0、−0.5、0.0、+0.5、+1.0、+1.5 である。したがって式(15)の分子・分母の和はそれぞれ</w:t>
+        <w:t xml:space="preserve">により求める。各測定値の偏差はそれぞれ</w:t>
       </w:r>
     </w:p>
     <w:p/>
@@ -446,7 +400,7 @@
           <w:sz w:val="21"/>
           <w:szCs w:val="21"/>
         </w:rPr>
-        <w:t xml:space="preserve">Σ(B</w:t>
+        <w:t xml:space="preserve">B</w:t>
       </w:r>
       <w:r>
         <w:rPr>
@@ -463,24 +417,7 @@
           <w:sz w:val="21"/>
           <w:szCs w:val="21"/>
         </w:rPr>
-        <w:t xml:space="preserve">−B̄)(f</w:t>
-      </w:r>
-      <w:r>
-        <w:rPr>
-          <w:rFonts w:ascii="Times New Roman" w:eastAsia="游明朝" w:hAnsi="Times New Roman"/>
-          <w:sz w:val="21"/>
-          <w:szCs w:val="21"/>
-          <w:vertAlign w:val="subscript"/>
-        </w:rPr>
-        <w:t xml:space="preserve">i</w:t>
-      </w:r>
-      <w:r>
-        <w:rPr>
-          <w:rFonts w:ascii="Times New Roman" w:eastAsia="游明朝" w:hAnsi="Times New Roman"/>
-          <w:sz w:val="21"/>
-          <w:szCs w:val="21"/>
-        </w:rPr>
-        <w:t xml:space="preserve">−f̄) = (53.55+23.90+5.85+0.00+5.90+23.90+53.55) × 10</w:t>
+        <w:t xml:space="preserve"> − B̄ = −35.7、−23.9、−11.7、−0.1、+11.8、+23.9、+35.7 (× 10</w:t>
       </w:r>
       <w:r>
         <w:rPr>
@@ -489,32 +426,15 @@
           <w:szCs w:val="21"/>
           <w:vertAlign w:val="superscript"/>
         </w:rPr>
-        <w:t xml:space="preserve">3</w:t>
-      </w:r>
-      <w:r>
-        <w:rPr>
-          <w:rFonts w:ascii="Times New Roman" w:eastAsia="游明朝" w:hAnsi="Times New Roman"/>
-          <w:sz w:val="21"/>
-          <w:szCs w:val="21"/>
-        </w:rPr>
-        <w:t xml:space="preserve"> = 1.6665 × 10</w:t>
-      </w:r>
-      <w:r>
-        <w:rPr>
-          <w:rFonts w:ascii="Times New Roman" w:eastAsia="游明朝" w:hAnsi="Times New Roman"/>
-          <w:sz w:val="21"/>
-          <w:szCs w:val="21"/>
-          <w:vertAlign w:val="superscript"/>
-        </w:rPr>
-        <w:t xml:space="preserve">5</w:t>
-      </w:r>
-      <w:r>
-        <w:rPr>
-          <w:rFonts w:ascii="Times New Roman" w:eastAsia="游明朝" w:hAnsi="Times New Roman"/>
-          <w:sz w:val="21"/>
-          <w:szCs w:val="21"/>
-        </w:rPr>
-        <w:t xml:space="preserve"> T・Hz</w:t>
+        <w:t xml:space="preserve">−3</w:t>
+      </w:r>
+      <w:r>
+        <w:rPr>
+          <w:rFonts w:ascii="Times New Roman" w:eastAsia="游明朝" w:hAnsi="Times New Roman"/>
+          <w:sz w:val="21"/>
+          <w:szCs w:val="21"/>
+        </w:rPr>
+        <w:t xml:space="preserve"> T)</w:t>
       </w:r>
       <w:r>
         <w:rPr>
@@ -549,7 +469,7 @@
           <w:sz w:val="21"/>
           <w:szCs w:val="21"/>
         </w:rPr>
-        <w:t xml:space="preserve">Σ(B</w:t>
+        <w:t xml:space="preserve">f</w:t>
       </w:r>
       <w:r>
         <w:rPr>
@@ -566,7 +486,7 @@
           <w:sz w:val="21"/>
           <w:szCs w:val="21"/>
         </w:rPr>
-        <w:t xml:space="preserve">−B̄)</w:t>
+        <w:t xml:space="preserve"> − f̄ = −1.5、−1.0、−0.5、0.0、+0.5、+1.0、+1.5 (× 10</w:t>
       </w:r>
       <w:r>
         <w:rPr>
@@ -575,58 +495,15 @@
           <w:szCs w:val="21"/>
           <w:vertAlign w:val="superscript"/>
         </w:rPr>
-        <w:t xml:space="preserve">2</w:t>
-      </w:r>
-      <w:r>
-        <w:rPr>
-          <w:rFonts w:ascii="Times New Roman" w:eastAsia="游明朝" w:hAnsi="Times New Roman"/>
-          <w:sz w:val="21"/>
-          <w:szCs w:val="21"/>
-        </w:rPr>
-        <w:t xml:space="preserve"> = (1274.49+571.21+136.89+0.01+139.24+571.21+1274.49) × 10</w:t>
-      </w:r>
-      <w:r>
-        <w:rPr>
-          <w:rFonts w:ascii="Times New Roman" w:eastAsia="游明朝" w:hAnsi="Times New Roman"/>
-          <w:sz w:val="21"/>
-          <w:szCs w:val="21"/>
-          <w:vertAlign w:val="superscript"/>
-        </w:rPr>
-        <w:t xml:space="preserve">−6</w:t>
-      </w:r>
-      <w:r>
-        <w:rPr>
-          <w:rFonts w:ascii="Times New Roman" w:eastAsia="游明朝" w:hAnsi="Times New Roman"/>
-          <w:sz w:val="21"/>
-          <w:szCs w:val="21"/>
-        </w:rPr>
-        <w:t xml:space="preserve"> = 3.96754 × 10</w:t>
-      </w:r>
-      <w:r>
-        <w:rPr>
-          <w:rFonts w:ascii="Times New Roman" w:eastAsia="游明朝" w:hAnsi="Times New Roman"/>
-          <w:sz w:val="21"/>
-          <w:szCs w:val="21"/>
-          <w:vertAlign w:val="superscript"/>
-        </w:rPr>
-        <w:t xml:space="preserve">−3</w:t>
-      </w:r>
-      <w:r>
-        <w:rPr>
-          <w:rFonts w:ascii="Times New Roman" w:eastAsia="游明朝" w:hAnsi="Times New Roman"/>
-          <w:sz w:val="21"/>
-          <w:szCs w:val="21"/>
-        </w:rPr>
-        <w:t xml:space="preserve"> T</w:t>
-      </w:r>
-      <w:r>
-        <w:rPr>
-          <w:rFonts w:ascii="Times New Roman" w:eastAsia="游明朝" w:hAnsi="Times New Roman"/>
-          <w:sz w:val="21"/>
-          <w:szCs w:val="21"/>
-          <w:vertAlign w:val="superscript"/>
-        </w:rPr>
-        <w:t xml:space="preserve">2</w:t>
+        <w:t xml:space="preserve">6</w:t>
+      </w:r>
+      <w:r>
+        <w:rPr>
+          <w:rFonts w:ascii="Times New Roman" w:eastAsia="游明朝" w:hAnsi="Times New Roman"/>
+          <w:sz w:val="21"/>
+          <w:szCs w:val="21"/>
+        </w:rPr>
+        <w:t xml:space="preserve"> Hz)</w:t>
       </w:r>
       <w:r>
         <w:rPr>
@@ -636,6 +513,237 @@
         </w:rPr>
         <w:tab/>
         <w:t xml:space="preserve">(17)</w:t>
+      </w:r>
+    </w:p>
+    <w:p/>
+    <w:p>
+      <w:pPr>
+        <w:spacing w:after="80" w:line="300"/>
+        <w:ind w:firstLine="210"/>
+        <w:jc w:val="both"/>
+      </w:pPr>
+      <w:r>
+        <w:rPr>
+          <w:rFonts w:ascii="Times New Roman" w:eastAsia="游明朝" w:hAnsi="Times New Roman"/>
+          <w:sz w:val="21"/>
+          <w:szCs w:val="21"/>
+        </w:rPr>
+        <w:t xml:space="preserve">であるから、式(15)の分子・分母の和はそれぞれ</w:t>
+      </w:r>
+    </w:p>
+    <w:p/>
+    <w:p>
+      <w:pPr>
+        <w:tabs>
+          <w:tab w:val="center" w:pos="4513"/>
+          <w:tab w:val="right" w:pos="9026"/>
+        </w:tabs>
+        <w:spacing w:after="100" w:before="60"/>
+      </w:pPr>
+      <w:r>
+        <w:rPr>
+          <w:rFonts w:ascii="Times New Roman" w:eastAsia="游明朝" w:hAnsi="Times New Roman"/>
+          <w:sz w:val="21"/>
+          <w:szCs w:val="21"/>
+        </w:rPr>
+        <w:tab/>
+      </w:r>
+      <w:r>
+        <w:rPr>
+          <w:rFonts w:ascii="Times New Roman" w:eastAsia="游明朝" w:hAnsi="Times New Roman"/>
+          <w:sz w:val="21"/>
+          <w:szCs w:val="21"/>
+        </w:rPr>
+        <w:t xml:space="preserve">Σ(B</w:t>
+      </w:r>
+      <w:r>
+        <w:rPr>
+          <w:rFonts w:ascii="Times New Roman" w:eastAsia="游明朝" w:hAnsi="Times New Roman"/>
+          <w:sz w:val="21"/>
+          <w:szCs w:val="21"/>
+          <w:vertAlign w:val="subscript"/>
+        </w:rPr>
+        <w:t xml:space="preserve">i</w:t>
+      </w:r>
+      <w:r>
+        <w:rPr>
+          <w:rFonts w:ascii="Times New Roman" w:eastAsia="游明朝" w:hAnsi="Times New Roman"/>
+          <w:sz w:val="21"/>
+          <w:szCs w:val="21"/>
+        </w:rPr>
+        <w:t xml:space="preserve">−B̄)(f</w:t>
+      </w:r>
+      <w:r>
+        <w:rPr>
+          <w:rFonts w:ascii="Times New Roman" w:eastAsia="游明朝" w:hAnsi="Times New Roman"/>
+          <w:sz w:val="21"/>
+          <w:szCs w:val="21"/>
+          <w:vertAlign w:val="subscript"/>
+        </w:rPr>
+        <w:t xml:space="preserve">i</w:t>
+      </w:r>
+      <w:r>
+        <w:rPr>
+          <w:rFonts w:ascii="Times New Roman" w:eastAsia="游明朝" w:hAnsi="Times New Roman"/>
+          <w:sz w:val="21"/>
+          <w:szCs w:val="21"/>
+        </w:rPr>
+        <w:t xml:space="preserve">−f̄) = (53.55+23.90+5.85+0.00+5.90+23.90+53.55) × 10</w:t>
+      </w:r>
+      <w:r>
+        <w:rPr>
+          <w:rFonts w:ascii="Times New Roman" w:eastAsia="游明朝" w:hAnsi="Times New Roman"/>
+          <w:sz w:val="21"/>
+          <w:szCs w:val="21"/>
+          <w:vertAlign w:val="superscript"/>
+        </w:rPr>
+        <w:t xml:space="preserve">3</w:t>
+      </w:r>
+      <w:r>
+        <w:rPr>
+          <w:rFonts w:ascii="Times New Roman" w:eastAsia="游明朝" w:hAnsi="Times New Roman"/>
+          <w:sz w:val="21"/>
+          <w:szCs w:val="21"/>
+        </w:rPr>
+        <w:t xml:space="preserve"> = 1.6665 × 10</w:t>
+      </w:r>
+      <w:r>
+        <w:rPr>
+          <w:rFonts w:ascii="Times New Roman" w:eastAsia="游明朝" w:hAnsi="Times New Roman"/>
+          <w:sz w:val="21"/>
+          <w:szCs w:val="21"/>
+          <w:vertAlign w:val="superscript"/>
+        </w:rPr>
+        <w:t xml:space="preserve">5</w:t>
+      </w:r>
+      <w:r>
+        <w:rPr>
+          <w:rFonts w:ascii="Times New Roman" w:eastAsia="游明朝" w:hAnsi="Times New Roman"/>
+          <w:sz w:val="21"/>
+          <w:szCs w:val="21"/>
+        </w:rPr>
+        <w:t xml:space="preserve"> T・Hz</w:t>
+      </w:r>
+      <w:r>
+        <w:rPr>
+          <w:rFonts w:ascii="Times New Roman" w:eastAsia="游明朝" w:hAnsi="Times New Roman"/>
+          <w:sz w:val="21"/>
+          <w:szCs w:val="21"/>
+        </w:rPr>
+        <w:tab/>
+        <w:t xml:space="preserve">(18)</w:t>
+      </w:r>
+    </w:p>
+    <w:p/>
+    <w:p>
+      <w:pPr>
+        <w:tabs>
+          <w:tab w:val="center" w:pos="4513"/>
+          <w:tab w:val="right" w:pos="9026"/>
+        </w:tabs>
+        <w:spacing w:after="100" w:before="60"/>
+      </w:pPr>
+      <w:r>
+        <w:rPr>
+          <w:rFonts w:ascii="Times New Roman" w:eastAsia="游明朝" w:hAnsi="Times New Roman"/>
+          <w:sz w:val="21"/>
+          <w:szCs w:val="21"/>
+        </w:rPr>
+        <w:tab/>
+      </w:r>
+      <w:r>
+        <w:rPr>
+          <w:rFonts w:ascii="Times New Roman" w:eastAsia="游明朝" w:hAnsi="Times New Roman"/>
+          <w:sz w:val="21"/>
+          <w:szCs w:val="21"/>
+        </w:rPr>
+        <w:t xml:space="preserve">Σ(B</w:t>
+      </w:r>
+      <w:r>
+        <w:rPr>
+          <w:rFonts w:ascii="Times New Roman" w:eastAsia="游明朝" w:hAnsi="Times New Roman"/>
+          <w:sz w:val="21"/>
+          <w:szCs w:val="21"/>
+          <w:vertAlign w:val="subscript"/>
+        </w:rPr>
+        <w:t xml:space="preserve">i</w:t>
+      </w:r>
+      <w:r>
+        <w:rPr>
+          <w:rFonts w:ascii="Times New Roman" w:eastAsia="游明朝" w:hAnsi="Times New Roman"/>
+          <w:sz w:val="21"/>
+          <w:szCs w:val="21"/>
+        </w:rPr>
+        <w:t xml:space="preserve">−B̄)</w:t>
+      </w:r>
+      <w:r>
+        <w:rPr>
+          <w:rFonts w:ascii="Times New Roman" w:eastAsia="游明朝" w:hAnsi="Times New Roman"/>
+          <w:sz w:val="21"/>
+          <w:szCs w:val="21"/>
+          <w:vertAlign w:val="superscript"/>
+        </w:rPr>
+        <w:t xml:space="preserve">2</w:t>
+      </w:r>
+      <w:r>
+        <w:rPr>
+          <w:rFonts w:ascii="Times New Roman" w:eastAsia="游明朝" w:hAnsi="Times New Roman"/>
+          <w:sz w:val="21"/>
+          <w:szCs w:val="21"/>
+        </w:rPr>
+        <w:t xml:space="preserve"> = (1274.49+571.21+136.89+0.01+139.24+571.21+1274.49) × 10</w:t>
+      </w:r>
+      <w:r>
+        <w:rPr>
+          <w:rFonts w:ascii="Times New Roman" w:eastAsia="游明朝" w:hAnsi="Times New Roman"/>
+          <w:sz w:val="21"/>
+          <w:szCs w:val="21"/>
+          <w:vertAlign w:val="superscript"/>
+        </w:rPr>
+        <w:t xml:space="preserve">−6</w:t>
+      </w:r>
+      <w:r>
+        <w:rPr>
+          <w:rFonts w:ascii="Times New Roman" w:eastAsia="游明朝" w:hAnsi="Times New Roman"/>
+          <w:sz w:val="21"/>
+          <w:szCs w:val="21"/>
+        </w:rPr>
+        <w:t xml:space="preserve"> = 3.96754 × 10</w:t>
+      </w:r>
+      <w:r>
+        <w:rPr>
+          <w:rFonts w:ascii="Times New Roman" w:eastAsia="游明朝" w:hAnsi="Times New Roman"/>
+          <w:sz w:val="21"/>
+          <w:szCs w:val="21"/>
+          <w:vertAlign w:val="superscript"/>
+        </w:rPr>
+        <w:t xml:space="preserve">−3</w:t>
+      </w:r>
+      <w:r>
+        <w:rPr>
+          <w:rFonts w:ascii="Times New Roman" w:eastAsia="游明朝" w:hAnsi="Times New Roman"/>
+          <w:sz w:val="21"/>
+          <w:szCs w:val="21"/>
+        </w:rPr>
+        <w:t xml:space="preserve"> T</w:t>
+      </w:r>
+      <w:r>
+        <w:rPr>
+          <w:rFonts w:ascii="Times New Roman" w:eastAsia="游明朝" w:hAnsi="Times New Roman"/>
+          <w:sz w:val="21"/>
+          <w:szCs w:val="21"/>
+          <w:vertAlign w:val="superscript"/>
+        </w:rPr>
+        <w:t xml:space="preserve">2</w:t>
+      </w:r>
+      <w:r>
+        <w:rPr>
+          <w:rFonts w:ascii="Times New Roman" w:eastAsia="游明朝" w:hAnsi="Times New Roman"/>
+          <w:sz w:val="21"/>
+          <w:szCs w:val="21"/>
+        </w:rPr>
+        <w:tab/>
+        <w:t xml:space="preserve">(19)</w:t>
       </w:r>
     </w:p>
     <w:p/>
@@ -771,7 +879,7 @@
           <w:szCs w:val="21"/>
         </w:rPr>
         <w:tab/>
-        <w:t xml:space="preserve">(18)</w:t>
+        <w:t xml:space="preserve">(20)</w:t>
       </w:r>
     </w:p>
     <w:p/>
@@ -944,40 +1052,52 @@
         </w:rPr>
         <w:tab/>
       </w:r>
-      <w:r>
-        <w:rPr>
-          <w:rFonts w:ascii="Times New Roman" w:eastAsia="游明朝" w:hAnsi="Times New Roman"/>
-          <w:sz w:val="21"/>
-          <w:szCs w:val="21"/>
-        </w:rPr>
-        <w:t xml:space="preserve">γ</w:t>
-      </w:r>
-      <w:r>
-        <w:rPr>
-          <w:rFonts w:ascii="Times New Roman" w:eastAsia="游明朝" w:hAnsi="Times New Roman"/>
-          <w:sz w:val="21"/>
-          <w:szCs w:val="21"/>
-          <w:vertAlign w:val="subscript"/>
-        </w:rPr>
-        <w:t xml:space="preserve">n</w:t>
-      </w:r>
-      <w:r>
-        <w:rPr>
-          <w:rFonts w:ascii="Times New Roman" w:eastAsia="游明朝" w:hAnsi="Times New Roman"/>
-          <w:sz w:val="21"/>
-          <w:szCs w:val="21"/>
-        </w:rPr>
-        <w:t xml:space="preserve"> = 2π × df/dB = 2π × 4.2003 × 10</w:t>
-      </w:r>
-      <w:r>
-        <w:rPr>
-          <w:rFonts w:ascii="Times New Roman" w:eastAsia="游明朝" w:hAnsi="Times New Roman"/>
-          <w:sz w:val="21"/>
-          <w:szCs w:val="21"/>
-          <w:vertAlign w:val="superscript"/>
-        </w:rPr>
-        <w:t xml:space="preserve">7</w:t>
-      </w:r>
+      <m:oMath>
+        <m:sSub>
+          <m:sSubPr/>
+          <m:e>
+            <m:r>
+              <m:t>γ</m:t>
+            </m:r>
+          </m:e>
+          <m:sub>
+            <m:r>
+              <m:t>n</m:t>
+            </m:r>
+          </m:sub>
+        </m:sSub>
+        <m:r>
+          <m:t> = 2π × </m:t>
+        </m:r>
+        <m:f>
+          <m:num>
+            <m:r>
+              <m:t>df</m:t>
+            </m:r>
+          </m:num>
+          <m:den>
+            <m:r>
+              <m:t>dB</m:t>
+            </m:r>
+          </m:den>
+        </m:f>
+        <m:r>
+          <m:t> = 2π × 4.2003 × </m:t>
+        </m:r>
+        <m:sSup>
+          <m:sSupPr/>
+          <m:e>
+            <m:r>
+              <m:t>10</m:t>
+            </m:r>
+          </m:e>
+          <m:sup>
+            <m:r>
+              <m:t>7</m:t>
+            </m:r>
+          </m:sup>
+        </m:sSup>
+      </m:oMath>
       <w:r>
         <w:rPr>
           <w:rFonts w:ascii="Times New Roman" w:eastAsia="游明朝" w:hAnsi="Times New Roman"/>
@@ -1056,7 +1176,7 @@
           <w:szCs w:val="21"/>
         </w:rPr>
         <w:tab/>
-        <w:t xml:space="preserve">(19)</w:t>
+        <w:t xml:space="preserve">(21)</w:t>
       </w:r>
     </w:p>
     <w:p/>
@@ -1177,40 +1297,46 @@
         </w:rPr>
         <w:tab/>
       </w:r>
-      <w:r>
-        <w:rPr>
-          <w:rFonts w:ascii="Times New Roman" w:eastAsia="游明朝" w:hAnsi="Times New Roman"/>
-          <w:sz w:val="21"/>
-          <w:szCs w:val="21"/>
-        </w:rPr>
-        <w:t xml:space="preserve">2.6391 × 10</w:t>
-      </w:r>
-      <w:r>
-        <w:rPr>
-          <w:rFonts w:ascii="Times New Roman" w:eastAsia="游明朝" w:hAnsi="Times New Roman"/>
-          <w:sz w:val="21"/>
-          <w:szCs w:val="21"/>
-          <w:vertAlign w:val="superscript"/>
-        </w:rPr>
-        <w:t xml:space="preserve">8</w:t>
-      </w:r>
-      <w:r>
-        <w:rPr>
-          <w:rFonts w:ascii="Times New Roman" w:eastAsia="游明朝" w:hAnsi="Times New Roman"/>
-          <w:sz w:val="21"/>
-          <w:szCs w:val="21"/>
-        </w:rPr>
-        <w:t xml:space="preserve"> / 2.6752 × 10</w:t>
-      </w:r>
-      <w:r>
-        <w:rPr>
-          <w:rFonts w:ascii="Times New Roman" w:eastAsia="游明朝" w:hAnsi="Times New Roman"/>
-          <w:sz w:val="21"/>
-          <w:szCs w:val="21"/>
-          <w:vertAlign w:val="superscript"/>
-        </w:rPr>
-        <w:t xml:space="preserve">8</w:t>
-      </w:r>
+      <m:oMath>
+        <m:f>
+          <m:num>
+            <m:r>
+              <m:t>2.6391 × </m:t>
+            </m:r>
+            <m:sSup>
+              <m:sSupPr/>
+              <m:e>
+                <m:r>
+                  <m:t>10</m:t>
+                </m:r>
+              </m:e>
+              <m:sup>
+                <m:r>
+                  <m:t>8</m:t>
+                </m:r>
+              </m:sup>
+            </m:sSup>
+          </m:num>
+          <m:den>
+            <m:r>
+              <m:t>2.6752 × </m:t>
+            </m:r>
+            <m:sSup>
+              <m:sSupPr/>
+              <m:e>
+                <m:r>
+                  <m:t>10</m:t>
+                </m:r>
+              </m:e>
+              <m:sup>
+                <m:r>
+                  <m:t>8</m:t>
+                </m:r>
+              </m:sup>
+            </m:sSup>
+          </m:den>
+        </m:f>
+      </m:oMath>
       <w:r>
         <w:rPr>
           <w:rFonts w:ascii="Times New Roman" w:eastAsia="游明朝" w:hAnsi="Times New Roman"/>
@@ -1226,7 +1352,7 @@
           <w:szCs w:val="21"/>
         </w:rPr>
         <w:tab/>
-        <w:t xml:space="preserve">(20)</w:t>
+        <w:t xml:space="preserve">(22)</w:t>
       </w:r>
     </w:p>
     <w:p/>
@@ -1496,40 +1622,67 @@
         </w:rPr>
         <w:tab/>
       </w:r>
-      <w:r>
-        <w:rPr>
-          <w:rFonts w:ascii="Times New Roman" w:eastAsia="游明朝" w:hAnsi="Times New Roman"/>
-          <w:sz w:val="21"/>
-          <w:szCs w:val="21"/>
-        </w:rPr>
-        <w:t xml:space="preserve">ħ = h/2π = 6.626 × 10</w:t>
-      </w:r>
-      <w:r>
-        <w:rPr>
-          <w:rFonts w:ascii="Times New Roman" w:eastAsia="游明朝" w:hAnsi="Times New Roman"/>
-          <w:sz w:val="21"/>
-          <w:szCs w:val="21"/>
-          <w:vertAlign w:val="superscript"/>
-        </w:rPr>
-        <w:t xml:space="preserve">−34</w:t>
-      </w:r>
-      <w:r>
-        <w:rPr>
-          <w:rFonts w:ascii="Times New Roman" w:eastAsia="游明朝" w:hAnsi="Times New Roman"/>
-          <w:sz w:val="21"/>
-          <w:szCs w:val="21"/>
-        </w:rPr>
-        <w:t xml:space="preserve">/2π = 1.0546 × 10</w:t>
-      </w:r>
-      <w:r>
-        <w:rPr>
-          <w:rFonts w:ascii="Times New Roman" w:eastAsia="游明朝" w:hAnsi="Times New Roman"/>
-          <w:sz w:val="21"/>
-          <w:szCs w:val="21"/>
-          <w:vertAlign w:val="superscript"/>
-        </w:rPr>
-        <w:t xml:space="preserve">−34</w:t>
-      </w:r>
+      <m:oMath>
+        <m:r>
+          <m:t>ħ = </m:t>
+        </m:r>
+        <m:f>
+          <m:num>
+            <m:r>
+              <m:t>h</m:t>
+            </m:r>
+          </m:num>
+          <m:den>
+            <m:r>
+              <m:t>2π</m:t>
+            </m:r>
+          </m:den>
+        </m:f>
+        <m:r>
+          <m:t> = </m:t>
+        </m:r>
+        <m:f>
+          <m:num>
+            <m:r>
+              <m:t>6.626 × </m:t>
+            </m:r>
+            <m:sSup>
+              <m:sSupPr/>
+              <m:e>
+                <m:r>
+                  <m:t>10</m:t>
+                </m:r>
+              </m:e>
+              <m:sup>
+                <m:r>
+                  <m:t>−34</m:t>
+                </m:r>
+              </m:sup>
+            </m:sSup>
+          </m:num>
+          <m:den>
+            <m:r>
+              <m:t>2π</m:t>
+            </m:r>
+          </m:den>
+        </m:f>
+        <m:r>
+          <m:t> = 1.0546 × </m:t>
+        </m:r>
+        <m:sSup>
+          <m:sSupPr/>
+          <m:e>
+            <m:r>
+              <m:t>10</m:t>
+            </m:r>
+          </m:e>
+          <m:sup>
+            <m:r>
+              <m:t>−34</m:t>
+            </m:r>
+          </m:sup>
+        </m:sSup>
+      </m:oMath>
       <w:r>
         <w:rPr>
           <w:rFonts w:ascii="Times New Roman" w:eastAsia="游明朝" w:hAnsi="Times New Roman"/>
@@ -1545,7 +1698,7 @@
           <w:szCs w:val="21"/>
         </w:rPr>
         <w:tab/>
-        <w:t xml:space="preserve">(21)</w:t>
+        <w:t xml:space="preserve">(23)</w:t>
       </w:r>
     </w:p>
     <w:p/>
@@ -1598,115 +1751,123 @@
         </w:rPr>
         <w:tab/>
       </w:r>
-      <w:r>
-        <w:rPr>
-          <w:rFonts w:ascii="Times New Roman" w:eastAsia="游明朝" w:hAnsi="Times New Roman"/>
-          <w:sz w:val="21"/>
-          <w:szCs w:val="21"/>
-        </w:rPr>
-        <w:t xml:space="preserve">g</w:t>
-      </w:r>
-      <w:r>
-        <w:rPr>
-          <w:rFonts w:ascii="Times New Roman" w:eastAsia="游明朝" w:hAnsi="Times New Roman"/>
-          <w:sz w:val="21"/>
-          <w:szCs w:val="21"/>
-          <w:vertAlign w:val="subscript"/>
-        </w:rPr>
-        <w:t xml:space="preserve">n</w:t>
-      </w:r>
-      <w:r>
-        <w:rPr>
-          <w:rFonts w:ascii="Times New Roman" w:eastAsia="游明朝" w:hAnsi="Times New Roman"/>
-          <w:sz w:val="21"/>
-          <w:szCs w:val="21"/>
-        </w:rPr>
-        <w:t xml:space="preserve"> = γ</w:t>
-      </w:r>
-      <w:r>
-        <w:rPr>
-          <w:rFonts w:ascii="Times New Roman" w:eastAsia="游明朝" w:hAnsi="Times New Roman"/>
-          <w:sz w:val="21"/>
-          <w:szCs w:val="21"/>
-          <w:vertAlign w:val="subscript"/>
-        </w:rPr>
-        <w:t xml:space="preserve">n</w:t>
-      </w:r>
-      <w:r>
-        <w:rPr>
-          <w:rFonts w:ascii="Times New Roman" w:eastAsia="游明朝" w:hAnsi="Times New Roman"/>
-          <w:sz w:val="21"/>
-          <w:szCs w:val="21"/>
-        </w:rPr>
-        <w:t xml:space="preserve">ħ/μ</w:t>
-      </w:r>
-      <w:r>
-        <w:rPr>
-          <w:rFonts w:ascii="Times New Roman" w:eastAsia="游明朝" w:hAnsi="Times New Roman"/>
-          <w:sz w:val="21"/>
-          <w:szCs w:val="21"/>
-          <w:vertAlign w:val="subscript"/>
-        </w:rPr>
-        <w:t xml:space="preserve">N</w:t>
-      </w:r>
-      <w:r>
-        <w:rPr>
-          <w:rFonts w:ascii="Times New Roman" w:eastAsia="游明朝" w:hAnsi="Times New Roman"/>
-          <w:sz w:val="21"/>
-          <w:szCs w:val="21"/>
-        </w:rPr>
-        <w:t xml:space="preserve"> = (2.6391 × 10</w:t>
-      </w:r>
-      <w:r>
-        <w:rPr>
-          <w:rFonts w:ascii="Times New Roman" w:eastAsia="游明朝" w:hAnsi="Times New Roman"/>
-          <w:sz w:val="21"/>
-          <w:szCs w:val="21"/>
-          <w:vertAlign w:val="superscript"/>
-        </w:rPr>
-        <w:t xml:space="preserve">8</w:t>
-      </w:r>
-      <w:r>
-        <w:rPr>
-          <w:rFonts w:ascii="Times New Roman" w:eastAsia="游明朝" w:hAnsi="Times New Roman"/>
-          <w:sz w:val="21"/>
-          <w:szCs w:val="21"/>
-        </w:rPr>
-        <w:t xml:space="preserve"> × 1.0546 × 10</w:t>
-      </w:r>
-      <w:r>
-        <w:rPr>
-          <w:rFonts w:ascii="Times New Roman" w:eastAsia="游明朝" w:hAnsi="Times New Roman"/>
-          <w:sz w:val="21"/>
-          <w:szCs w:val="21"/>
-          <w:vertAlign w:val="superscript"/>
-        </w:rPr>
-        <w:t xml:space="preserve">−34</w:t>
-      </w:r>
-      <w:r>
-        <w:rPr>
-          <w:rFonts w:ascii="Times New Roman" w:eastAsia="游明朝" w:hAnsi="Times New Roman"/>
-          <w:sz w:val="21"/>
-          <w:szCs w:val="21"/>
-        </w:rPr>
-        <w:t xml:space="preserve">)/(5.0508 × 10</w:t>
-      </w:r>
-      <w:r>
-        <w:rPr>
-          <w:rFonts w:ascii="Times New Roman" w:eastAsia="游明朝" w:hAnsi="Times New Roman"/>
-          <w:sz w:val="21"/>
-          <w:szCs w:val="21"/>
-          <w:vertAlign w:val="superscript"/>
-        </w:rPr>
-        <w:t xml:space="preserve">−27</w:t>
-      </w:r>
-      <w:r>
-        <w:rPr>
-          <w:rFonts w:ascii="Times New Roman" w:eastAsia="游明朝" w:hAnsi="Times New Roman"/>
-          <w:sz w:val="21"/>
-          <w:szCs w:val="21"/>
-        </w:rPr>
-        <w:t xml:space="preserve">) = </w:t>
+      <m:oMath>
+        <m:sSub>
+          <m:sSubPr/>
+          <m:e>
+            <m:r>
+              <m:t>g</m:t>
+            </m:r>
+          </m:e>
+          <m:sub>
+            <m:r>
+              <m:t>n</m:t>
+            </m:r>
+          </m:sub>
+        </m:sSub>
+        <m:r>
+          <m:t> = </m:t>
+        </m:r>
+        <m:f>
+          <m:num>
+            <m:sSub>
+              <m:sSubPr/>
+              <m:e>
+                <m:r>
+                  <m:t>γ</m:t>
+                </m:r>
+              </m:e>
+              <m:sub>
+                <m:r>
+                  <m:t>n</m:t>
+                </m:r>
+              </m:sub>
+            </m:sSub>
+            <m:r>
+              <m:t>ħ</m:t>
+            </m:r>
+          </m:num>
+          <m:den>
+            <m:sSub>
+              <m:sSubPr/>
+              <m:e>
+                <m:r>
+                  <m:t>μ</m:t>
+                </m:r>
+              </m:e>
+              <m:sub>
+                <m:r>
+                  <m:t>N</m:t>
+                </m:r>
+              </m:sub>
+            </m:sSub>
+          </m:den>
+        </m:f>
+        <m:r>
+          <m:t> = </m:t>
+        </m:r>
+        <m:f>
+          <m:num>
+            <m:r>
+              <m:t>2.6391 × </m:t>
+            </m:r>
+            <m:sSup>
+              <m:sSupPr/>
+              <m:e>
+                <m:r>
+                  <m:t>10</m:t>
+                </m:r>
+              </m:e>
+              <m:sup>
+                <m:r>
+                  <m:t>8</m:t>
+                </m:r>
+              </m:sup>
+            </m:sSup>
+            <m:r>
+              <m:t> × 1.0546 × </m:t>
+            </m:r>
+            <m:sSup>
+              <m:sSupPr/>
+              <m:e>
+                <m:r>
+                  <m:t>10</m:t>
+                </m:r>
+              </m:e>
+              <m:sup>
+                <m:r>
+                  <m:t>−34</m:t>
+                </m:r>
+              </m:sup>
+            </m:sSup>
+          </m:num>
+          <m:den>
+            <m:r>
+              <m:t>5.0508 × </m:t>
+            </m:r>
+            <m:sSup>
+              <m:sSupPr/>
+              <m:e>
+                <m:r>
+                  <m:t>10</m:t>
+                </m:r>
+              </m:e>
+              <m:sup>
+                <m:r>
+                  <m:t>−27</m:t>
+                </m:r>
+              </m:sup>
+            </m:sSup>
+          </m:den>
+        </m:f>
+      </m:oMath>
+      <w:r>
+        <w:rPr>
+          <w:rFonts w:ascii="Times New Roman" w:eastAsia="游明朝" w:hAnsi="Times New Roman"/>
+          <w:sz w:val="21"/>
+          <w:szCs w:val="21"/>
+        </w:rPr>
+        <w:t xml:space="preserve"> = </w:t>
       </w:r>
       <w:r>
         <w:rPr>
@@ -1725,7 +1886,7 @@
           <w:szCs w:val="21"/>
         </w:rPr>
         <w:tab/>
-        <w:t xml:space="preserve">(22)</w:t>
+        <w:t xml:space="preserve">(24)</w:t>
       </w:r>
     </w:p>
     <w:p/>
@@ -1795,13 +1956,27 @@
         </w:rPr>
         <w:tab/>
       </w:r>
-      <w:r>
-        <w:rPr>
-          <w:rFonts w:ascii="Times New Roman" w:eastAsia="游明朝" w:hAnsi="Times New Roman"/>
-          <w:sz w:val="21"/>
-          <w:szCs w:val="21"/>
-        </w:rPr>
-        <w:t xml:space="preserve">5.5104 / 5.58554 = 0.98655</w:t>
+      <m:oMath>
+        <m:f>
+          <m:num>
+            <m:r>
+              <m:t>5.5104</m:t>
+            </m:r>
+          </m:num>
+          <m:den>
+            <m:r>
+              <m:t>5.58554</m:t>
+            </m:r>
+          </m:den>
+        </m:f>
+      </m:oMath>
+      <w:r>
+        <w:rPr>
+          <w:rFonts w:ascii="Times New Roman" w:eastAsia="游明朝" w:hAnsi="Times New Roman"/>
+          <w:sz w:val="21"/>
+          <w:szCs w:val="21"/>
+        </w:rPr>
+        <w:t xml:space="preserve"> = 0.98655</w:t>
       </w:r>
       <w:r>
         <w:rPr>
@@ -1810,7 +1985,7 @@
           <w:szCs w:val="21"/>
         </w:rPr>
         <w:tab/>
-        <w:t xml:space="preserve">(23)</w:t>
+        <w:t xml:space="preserve">(25)</w:t>
       </w:r>
     </w:p>
     <w:p/>
